--- a/briefs/south-carolina/rising-cost-of-living/citizen-v2/proposal-spotlights.docx
+++ b/briefs/south-carolina/rising-cost-of-living/citizen-v2/proposal-spotlights.docx
@@ -54,7 +54,7 @@
           <w:color w:val="444444"/>
           <w:sz w:val="20"/>
         </w:rPr>
-        <w:t>A focused, bill-by-bill look at how far each Phase 2 cost-of-living proposal has traveled in the General Assembly, 2019–2026. Each proposal is sorted into the same viability groups the brief uses — already law, proven support, stopped early, never filed — so the brief shows the overall terrain and these spotlights show one proposal at a time. Proposals are Forum process input from the Phase 2 Community Conversations, labeled [P-…].</w:t>
+        <w:t>A focused, bill-by-bill look at how far each proposal in the final grid has traveled in the General Assembly, 2019–2026, with each proposal's reported frequency, consensus, and concerns carried alongside the record. Proposals are Forum process input from the Community Conversations, labeled [P-…]; the reported lines are what participants and the feedback grid said, not verified facts. A closing section covers child care assistance, a topic raised in reported discussions with sitting legislators (not a Phase 2 proposal).</w:t>
       </w:r>
     </w:p>
     <w:p>
@@ -86,7 +86,7 @@
           <w:color w:val="666666"/>
           <w:sz w:val="20"/>
         </w:rPr>
-        <w:t>The House passed the accountability bills four times, 438–1 combined; Senate Judiciary never took one up. What became law is oversight structure.</w:t>
+        <w:t>Reported: medium frequency (two of four in-person events); high consensus when discussed; participants broadly agreed that consumers feel like the utility company has all the power. The House passed the accountability bills four times, 438–1 combined; Senate Judiciary never took one up. What became law is oversight structure.</w:t>
       </w:r>
     </w:p>
     <w:p>
@@ -379,7 +379,7 @@
           <w:color w:val="1A2D4F"/>
           <w:sz w:val="20"/>
         </w:rPr>
-        <w:t>H4149 (2022):</w:t>
+        <w:t>H4149 (2022) / H3614 (2023):</w:t>
       </w:r>
       <w:r>
         <w:rPr>
@@ -388,41 +388,7 @@
           <w:color w:val="444444"/>
           <w:sz w:val="20"/>
         </w:rPr>
-        <w:t xml:space="preserve"> the whistleblower protections refiled alone. House 118–0.</w:t>
-      </w:r>
-    </w:p>
-    <w:p>
-      <w:pPr>
-        <w:widowControl/>
-        <w:spacing w:before="0" w:after="80" w:lineRule="auto" w:line="276"/>
-        <w:ind w:left="200"/>
-      </w:pPr>
-      <w:r>
-        <w:rPr>
-          <w:rFonts w:ascii="Arial" w:hAnsi="Arial" w:cs="Arial" w:eastAsia="Arial"/>
-          <w:b w:val="0"/>
-          <w:color w:val="C0392B"/>
-          <w:sz w:val="20"/>
-        </w:rPr>
-        <w:t xml:space="preserve">▪  </w:t>
-      </w:r>
-      <w:r>
-        <w:rPr>
-          <w:rFonts w:ascii="Arial" w:hAnsi="Arial" w:cs="Arial" w:eastAsia="Arial"/>
-          <w:b/>
-          <w:color w:val="1A2D4F"/>
-          <w:sz w:val="20"/>
-        </w:rPr>
-        <w:t>H3614 (2023):</w:t>
-      </w:r>
-      <w:r>
-        <w:rPr>
-          <w:rFonts w:ascii="Arial" w:hAnsi="Arial" w:cs="Arial" w:eastAsia="Arial"/>
-          <w:b w:val="0"/>
-          <w:color w:val="444444"/>
-          <w:sz w:val="20"/>
-        </w:rPr>
-        <w:t xml:space="preserve"> the same whistleblower core. House 114–0.</w:t>
+        <w:t xml:space="preserve"> the whistleblower protections refiled alone. House 118–0 and 114–0.</w:t>
       </w:r>
     </w:p>
     <w:p>
@@ -505,41 +471,7 @@
           <w:color w:val="444444"/>
           <w:sz w:val="20"/>
         </w:rPr>
-        <w:t xml:space="preserve"> H3641, H3642, H4194, H4809, S947 (2019); S344 (2021) and S218 (2023) — rate-increase freezes during emergencies.</w:t>
-      </w:r>
-    </w:p>
-    <w:p>
-      <w:pPr>
-        <w:widowControl/>
-        <w:spacing w:before="0" w:after="80" w:lineRule="auto" w:line="276"/>
-        <w:ind w:left="200"/>
-      </w:pPr>
-      <w:r>
-        <w:rPr>
-          <w:rFonts w:ascii="Arial" w:hAnsi="Arial" w:cs="Arial" w:eastAsia="Arial"/>
-          <w:b w:val="0"/>
-          <w:color w:val="C0392B"/>
-          <w:sz w:val="20"/>
-        </w:rPr>
-        <w:t xml:space="preserve">▪  </w:t>
-      </w:r>
-      <w:r>
-        <w:rPr>
-          <w:rFonts w:ascii="Arial" w:hAnsi="Arial" w:cs="Arial" w:eastAsia="Arial"/>
-          <w:b/>
-          <w:color w:val="1A2D4F"/>
-          <w:sz w:val="20"/>
-        </w:rPr>
-        <w:t>Public election of the PSC:</w:t>
-      </w:r>
-      <w:r>
-        <w:rPr>
-          <w:rFonts w:ascii="Arial" w:hAnsi="Arial" w:cs="Arial" w:eastAsia="Arial"/>
-          <w:b w:val="0"/>
-          <w:color w:val="444444"/>
-          <w:sz w:val="20"/>
-        </w:rPr>
-        <w:t xml:space="preserve"> H4531 (2019).</w:t>
+        <w:t xml:space="preserve"> H3641, H3642, H4194, H4809, S947 (2019); S344 (2021) and S218 (2023) — rate-increase freezes during emergencies; public election of the PSC (H4531, 2019).</w:t>
       </w:r>
     </w:p>
     <w:p>
@@ -588,7 +520,7 @@
           <w:color w:val="2E4A78"/>
           <w:sz w:val="24"/>
         </w:rPr>
-        <w:t>Never filed</w:t>
+        <w:t>On the disclosure point specifically</w:t>
       </w:r>
     </w:p>
     <w:p>
@@ -613,7 +545,7 @@
           <w:color w:val="444444"/>
           <w:sz w:val="20"/>
         </w:rPr>
-        <w:t>A utility-specific financial-disclosure duty for legislators themselves. Legislators file annual Statements of Economic Interests under the ethics law, but no bill in this record adds a utility-specific disclosure; every filed approach regulated the utilities' side of the relationship instead.</w:t>
+        <w:t>The grid's legislator note says members already report on their Statements of Economic Interests. The record adds: SEIs are annual public ethics filings, but they are not utility-specific, and no bill from 2019–2026 proposes a utility-specific disclosure duty for legislators. Every filed approach regulated what utilities may give (H4260's gift and contribution bans), not what legislators must disclose.</w:t>
       </w:r>
     </w:p>
     <w:p>
@@ -645,7 +577,7 @@
           <w:color w:val="666666"/>
           <w:sz w:val="20"/>
         </w:rPr>
-        <w:t>Officially studied in 2020; every bill that would actually open the market was filed in 2026 and died without a vote.</w:t>
+        <w:t>Reported: medium frequency (two of four events); mixed consensus — some supported the idea that a free market could lower prices, others worried it was impractical given the infrastructure it takes to run a utility; the grid's legislator note calls it a non-starter. Officially studied in 2020; every operative bill was filed in 2026 and died without a vote.</w:t>
       </w:r>
     </w:p>
     <w:p>
@@ -694,7 +626,7 @@
           <w:color w:val="444444"/>
           <w:sz w:val="20"/>
         </w:rPr>
-        <w:t xml:space="preserve"> created the Electricity Market Reform Measures Study Committee with an independent expert consultant; House 81–31 (the most contested vote of any enacted bill in this set), Senate 41–0.</w:t>
+        <w:t xml:space="preserve"> created the Electricity Market Reform Measures Study Committee with an independent expert consultant — the state's formal look at the exact feasibility question participants raised; House 81–31 (the most contested vote of any enacted bill in this set), Senate 41–0. The committee's report is outside this bill record.</w:t>
       </w:r>
     </w:p>
     <w:p>
@@ -777,7 +709,7 @@
           <w:color w:val="444444"/>
           <w:sz w:val="20"/>
         </w:rPr>
-        <w:t xml:space="preserve"> third-party electric suppliers for eligible customers over the incumbent utility's wires, with the customer arranging transmission.</w:t>
+        <w:t xml:space="preserve"> third-party electric suppliers for eligible customers over the incumbent utility's wires, with the customer arranging transmission — designs that use the existing infrastructure rather than duplicating it.</w:t>
       </w:r>
     </w:p>
     <w:p>
@@ -1034,7 +966,7 @@
           <w:color w:val="666666"/>
           <w:sz w:val="20"/>
         </w:rPr>
-        <w:t>The one proposal that is already policy — delivered by a budget proviso and a regulation after the bills fell short.</w:t>
+        <w:t>Reported: low frequency (Columbia); mixed consensus — agreement that financial responsibility matters, divergence over how to accomplish it; concerns about implementation and whether it is the state's role. The grid's legislator note asks that the idea be tied to a specific action, such as a subject taught in schools. The record shows that specific action already taken — through a budget proviso and a regulation.</w:t>
       </w:r>
     </w:p>
     <w:p>
@@ -1083,7 +1015,7 @@
           <w:color w:val="444444"/>
           <w:sz w:val="20"/>
         </w:rPr>
-        <w:t xml:space="preserve"> ordered the State Board of Education to write a required half-credit in personal finance into the graduation rules.</w:t>
+        <w:t xml:space="preserve"> ordered the State Board of Education to write a required half-credit in personal finance into the graduation rules — the specific school-subject action the feedback note describes.</w:t>
       </w:r>
     </w:p>
     <w:p>
@@ -1151,7 +1083,7 @@
           <w:color w:val="444444"/>
           <w:sz w:val="20"/>
         </w:rPr>
-        <w:t xml:space="preserve"> the standing financial-literacy instruction statute the bills below tried to expand.</w:t>
+        <w:t xml:space="preserve"> the standing financial-literacy instruction statute — the state claimed this role twenty years ago.</w:t>
       </w:r>
     </w:p>
     <w:p>
@@ -1391,7 +1323,7 @@
           <w:color w:val="444444"/>
           <w:sz w:val="20"/>
         </w:rPr>
-        <w:t>Anything on financial education for adults — every bill in this record is about high school students. (The Community Conversations' own caution also stands: education does not lower prices.)</w:t>
+        <w:t>Anything on financial education for adults — every bill in this record is about high school students. The first class bound by the requirement graduates in 2027, so no outcome data exists yet.</w:t>
       </w:r>
     </w:p>
     <w:p>
@@ -1423,7 +1355,7 @@
           <w:color w:val="666666"/>
           <w:sz w:val="20"/>
         </w:rPr>
-        <w:t>Eighty bills; the wins are narrow and near-unanimous, and the biggest recent relief is one-year budget relief.</w:t>
+        <w:t>From the grid's legislator-feedback section (no Phase 2 frequency or consensus cells); the standing tradeoff is replacing the revenue that schools and local governments run on. Eighty bills; the wins are narrow and near-unanimous, and the biggest recent relief is one-year budget relief.</w:t>
       </w:r>
     </w:p>
     <w:p>
@@ -1472,7 +1404,7 @@
           <w:color w:val="444444"/>
           <w:sz w:val="20"/>
         </w:rPr>
-        <w:t xml:space="preserve"> the Municipal Tax Relief Act — certain cities may ask voters to approve up to a 1% sales tax that funds property tax credits on owner-occupied homes; 32–9 and 96–16.</w:t>
+        <w:t xml:space="preserve"> the Municipal Tax Relief Act — certain cities may ask voters to approve up to a 1% sales tax that funds property tax credits on owner-occupied homes; 32–9 and 96–16. The one enacted design that answers the revenue tradeoff directly, by swapping the revenue source.</w:t>
       </w:r>
     </w:p>
     <w:p>
@@ -1574,7 +1506,7 @@
           <w:color w:val="444444"/>
           <w:sz w:val="20"/>
         </w:rPr>
-        <w:t xml:space="preserve"> homestead exemption extended to qualifying surviving spouses and heirs' property; local "service fees" must benefit those who pay them; 40–0 and 107–4.</w:t>
+        <w:t xml:space="preserve"> homestead exemption extended to qualifying surviving spouses and heirs' property; local "service fees" required to benefit those who pay them; 40–0 and 107–4.</w:t>
       </w:r>
     </w:p>
     <w:p>
@@ -1609,40 +1541,6 @@
           <w:sz w:val="20"/>
         </w:rPr>
         <w:t xml:space="preserve"> counties may offer installment property-tax payment schedules; 110–0 and 45–0.</w:t>
-      </w:r>
-    </w:p>
-    <w:p>
-      <w:pPr>
-        <w:widowControl/>
-        <w:spacing w:before="0" w:after="80" w:lineRule="auto" w:line="276"/>
-        <w:ind w:left="200"/>
-      </w:pPr>
-      <w:r>
-        <w:rPr>
-          <w:rFonts w:ascii="Arial" w:hAnsi="Arial" w:cs="Arial" w:eastAsia="Arial"/>
-          <w:b w:val="0"/>
-          <w:color w:val="C0392B"/>
-          <w:sz w:val="20"/>
-        </w:rPr>
-        <w:t xml:space="preserve">▪  </w:t>
-      </w:r>
-      <w:r>
-        <w:rPr>
-          <w:rFonts w:ascii="Arial" w:hAnsi="Arial" w:cs="Arial" w:eastAsia="Arial"/>
-          <w:b/>
-          <w:color w:val="1A2D4F"/>
-          <w:sz w:val="20"/>
-        </w:rPr>
-        <w:t>H3630 (Act 96 of 2019):</w:t>
-      </w:r>
-      <w:r>
-        <w:rPr>
-          <w:rFonts w:ascii="Arial" w:hAnsi="Arial" w:cs="Arial" w:eastAsia="Arial"/>
-          <w:b w:val="0"/>
-          <w:color w:val="444444"/>
-          <w:sz w:val="20"/>
-        </w:rPr>
-        <w:t xml:space="preserve"> penalty delay for federal workers in the 2019 shutdown; Senate 40–0.</w:t>
       </w:r>
     </w:p>
     <w:p>
@@ -1833,7 +1731,7 @@
           <w:color w:val="1A2D4F"/>
           <w:sz w:val="20"/>
         </w:rPr>
-        <w:t>Homestead exemption increases (a selection of 35 bills):</w:t>
+        <w:t>Homestead exemption increases (35 bills):</w:t>
       </w:r>
       <w:r>
         <w:rPr>
@@ -1910,7 +1808,7 @@
           <w:color w:val="444444"/>
           <w:sz w:val="20"/>
         </w:rPr>
-        <w:t xml:space="preserve"> one car exempt for seniors (H5014, 2026); disabled veterans' vehicles (H4564, S943); disabled first responders (H4511, H3410); service members posted out of state (S1018); guardians (H4138); boats taxed where kept (S38); no double billing in twelve months (H5111). Two bills (H3385, H3085) would have barred treasurers from refusing your car-tax payment because you owe on something else.</w:t>
+        <w:t xml:space="preserve"> one car exempt for seniors (H5014, 2026); disabled veterans' vehicles (H4564, S943); disabled first responders (H4511, H3410); service members posted out of state (S1018); guardians (H4138); boats taxed where kept (S38) and no double billing in twelve months (H5111). Two bills (H3385, H3085) would have barred treasurers from refusing your car-tax payment because you owe on something else.</w:t>
       </w:r>
     </w:p>
     <w:p>
@@ -1984,7 +1882,464 @@
           <w:color w:val="444444"/>
           <w:sz w:val="20"/>
         </w:rPr>
-        <w:t>Statewide elimination of the vehicle property tax. Every vehicle bill is a targeted exemption; none ends the tax.</w:t>
+        <w:t>Statewide elimination of the vehicle property tax. Every vehicle bill is a targeted exemption; none ends the tax. (Context for elimination designs: owner-occupied homes already pay no school operating taxes under the 2006 Act 388 swap, so the revenue question concerns the remaining county, municipal, and bond lines.)</w:t>
+      </w:r>
+    </w:p>
+    <w:p>
+      <w:pPr>
+        <w:widowControl/>
+        <w:spacing w:before="84" w:after="36" w:lineRule="auto" w:line="254"/>
+      </w:pPr>
+      <w:r>
+        <w:rPr>
+          <w:rFonts w:ascii="Arial" w:hAnsi="Arial" w:cs="Arial" w:eastAsia="Arial"/>
+          <w:b/>
+          <w:color w:val="C0392B"/>
+          <w:sz w:val="25"/>
+          <w:spacing w:val="20"/>
+        </w:rPr>
+        <w:t>CHILD CARE ASSISTANCE — LEGISLATOR-DISCUSSION TOPIC (NOT A PHASE 2 PROPOSAL)</w:t>
+      </w:r>
+    </w:p>
+    <w:p>
+      <w:pPr>
+        <w:widowControl/>
+        <w:spacing w:before="0" w:after="60" w:lineRule="auto" w:line="276"/>
+      </w:pPr>
+      <w:r>
+        <w:rPr>
+          <w:rFonts w:ascii="Arial" w:hAnsi="Arial" w:cs="Arial" w:eastAsia="Arial"/>
+          <w:b w:val="0"/>
+          <w:i/>
+          <w:color w:val="666666"/>
+          <w:sz w:val="20"/>
+        </w:rPr>
+        <w:t>Raised in reported discussions with sitting legislators; the record was scanned on request (full scan: `working/south-carolina/rising-cost-of-living/childcare-assistance-scan.md`). The pattern: regulation passes; assistance designs sit in the money committees without votes; the filings are accelerating and all run through the tax code.</w:t>
+      </w:r>
+    </w:p>
+    <w:p>
+      <w:pPr>
+        <w:widowControl/>
+        <w:spacing w:before="70" w:after="30" w:lineRule="auto" w:line="250"/>
+      </w:pPr>
+      <w:r>
+        <w:rPr>
+          <w:rFonts w:ascii="Arial" w:hAnsi="Arial" w:cs="Arial" w:eastAsia="Arial"/>
+          <w:b/>
+          <w:color w:val="2E4A78"/>
+          <w:sz w:val="24"/>
+        </w:rPr>
+        <w:t>Already law (regulation and governance, not assistance)</w:t>
+      </w:r>
+    </w:p>
+    <w:p>
+      <w:pPr>
+        <w:widowControl/>
+        <w:spacing w:before="0" w:after="80" w:lineRule="auto" w:line="276"/>
+        <w:ind w:left="200"/>
+      </w:pPr>
+      <w:r>
+        <w:rPr>
+          <w:rFonts w:ascii="Arial" w:hAnsi="Arial" w:cs="Arial" w:eastAsia="Arial"/>
+          <w:b w:val="0"/>
+          <w:color w:val="C0392B"/>
+          <w:sz w:val="20"/>
+        </w:rPr>
+        <w:t xml:space="preserve">▪  </w:t>
+      </w:r>
+      <w:r>
+        <w:rPr>
+          <w:rFonts w:ascii="Arial" w:hAnsi="Arial" w:cs="Arial" w:eastAsia="Arial"/>
+          <w:b/>
+          <w:color w:val="1A2D4F"/>
+          <w:sz w:val="20"/>
+        </w:rPr>
+        <w:t>S595 (Act 52 of 2019):</w:t>
+      </w:r>
+      <w:r>
+        <w:rPr>
+          <w:rFonts w:ascii="Arial" w:hAnsi="Arial" w:cs="Arial" w:eastAsia="Arial"/>
+          <w:b w:val="0"/>
+          <w:color w:val="444444"/>
+          <w:sz w:val="20"/>
+        </w:rPr>
+        <w:t xml:space="preserve"> background-check rules for childcare facility staff; 39–0 and 100–1.</w:t>
+      </w:r>
+    </w:p>
+    <w:p>
+      <w:pPr>
+        <w:widowControl/>
+        <w:spacing w:before="0" w:after="80" w:lineRule="auto" w:line="276"/>
+        <w:ind w:left="200"/>
+      </w:pPr>
+      <w:r>
+        <w:rPr>
+          <w:rFonts w:ascii="Arial" w:hAnsi="Arial" w:cs="Arial" w:eastAsia="Arial"/>
+          <w:b w:val="0"/>
+          <w:color w:val="C0392B"/>
+          <w:sz w:val="20"/>
+        </w:rPr>
+        <w:t xml:space="preserve">▪  </w:t>
+      </w:r>
+      <w:r>
+        <w:rPr>
+          <w:rFonts w:ascii="Arial" w:hAnsi="Arial" w:cs="Arial" w:eastAsia="Arial"/>
+          <w:b/>
+          <w:color w:val="1A2D4F"/>
+          <w:sz w:val="20"/>
+        </w:rPr>
+        <w:t>H4023 (Act 81 of 2023):</w:t>
+      </w:r>
+      <w:r>
+        <w:rPr>
+          <w:rFonts w:ascii="Arial" w:hAnsi="Arial" w:cs="Arial" w:eastAsia="Arial"/>
+          <w:b w:val="0"/>
+          <w:color w:val="444444"/>
+          <w:sz w:val="20"/>
+        </w:rPr>
+        <w:t xml:space="preserve"> restructured local First Steps early-childhood partnership boards; 41–0 and 107–0.</w:t>
+      </w:r>
+    </w:p>
+    <w:p>
+      <w:pPr>
+        <w:widowControl/>
+        <w:spacing w:before="0" w:after="80" w:lineRule="auto" w:line="276"/>
+        <w:ind w:left="200"/>
+      </w:pPr>
+      <w:r>
+        <w:rPr>
+          <w:rFonts w:ascii="Arial" w:hAnsi="Arial" w:cs="Arial" w:eastAsia="Arial"/>
+          <w:b w:val="0"/>
+          <w:color w:val="C0392B"/>
+          <w:sz w:val="20"/>
+        </w:rPr>
+        <w:t xml:space="preserve">▪  </w:t>
+      </w:r>
+      <w:r>
+        <w:rPr>
+          <w:rFonts w:ascii="Arial" w:hAnsi="Arial" w:cs="Arial" w:eastAsia="Arial"/>
+          <w:b/>
+          <w:color w:val="1A2D4F"/>
+          <w:sz w:val="20"/>
+        </w:rPr>
+        <w:t>S862 (Act 216 of 2024):</w:t>
+      </w:r>
+      <w:r>
+        <w:rPr>
+          <w:rFonts w:ascii="Arial" w:hAnsi="Arial" w:cs="Arial" w:eastAsia="Arial"/>
+          <w:b w:val="0"/>
+          <w:color w:val="444444"/>
+          <w:sz w:val="20"/>
+        </w:rPr>
+        <w:t xml:space="preserve"> caregiver education and preservice-training requirements for childcare centers; 44–0 and 108–0.</w:t>
+      </w:r>
+    </w:p>
+    <w:p>
+      <w:pPr>
+        <w:widowControl/>
+        <w:spacing w:before="0" w:after="80" w:lineRule="auto" w:line="276"/>
+        <w:ind w:left="200"/>
+      </w:pPr>
+      <w:r>
+        <w:rPr>
+          <w:rFonts w:ascii="Arial" w:hAnsi="Arial" w:cs="Arial" w:eastAsia="Arial"/>
+          <w:b w:val="0"/>
+          <w:color w:val="C0392B"/>
+          <w:sz w:val="20"/>
+        </w:rPr>
+        <w:t xml:space="preserve">▪  </w:t>
+      </w:r>
+      <w:r>
+        <w:rPr>
+          <w:rFonts w:ascii="Arial" w:hAnsi="Arial" w:cs="Arial" w:eastAsia="Arial"/>
+          <w:b/>
+          <w:color w:val="1A2D4F"/>
+          <w:sz w:val="20"/>
+        </w:rPr>
+        <w:t>In the budget:</w:t>
+      </w:r>
+      <w:r>
+        <w:rPr>
+          <w:rFonts w:ascii="Arial" w:hAnsi="Arial" w:cs="Arial" w:eastAsia="Arial"/>
+          <w:b w:val="0"/>
+          <w:color w:val="444444"/>
+          <w:sz w:val="20"/>
+        </w:rPr>
+        <w:t xml:space="preserve"> the federal voucher/scholarship program runs through DSS under proviso 38.17 every cycle (vouchers must go to providers exceeding minimum licensing standards); FY 2026-27 adds a provider fraud-reporting proviso (38.28); Full-Day 4K / CERDEP pre-K expands through provisos every year.</w:t>
+      </w:r>
+    </w:p>
+    <w:p>
+      <w:pPr>
+        <w:widowControl/>
+        <w:spacing w:before="70" w:after="30" w:lineRule="auto" w:line="250"/>
+      </w:pPr>
+      <w:r>
+        <w:rPr>
+          <w:rFonts w:ascii="Arial" w:hAnsi="Arial" w:cs="Arial" w:eastAsia="Arial"/>
+          <w:b/>
+          <w:color w:val="2E4A78"/>
+          <w:sz w:val="24"/>
+        </w:rPr>
+        <w:t>Proven support</w:t>
+      </w:r>
+    </w:p>
+    <w:p>
+      <w:pPr>
+        <w:widowControl/>
+        <w:spacing w:before="0" w:after="80" w:lineRule="auto" w:line="276"/>
+        <w:ind w:left="200"/>
+      </w:pPr>
+      <w:r>
+        <w:rPr>
+          <w:rFonts w:ascii="Arial" w:hAnsi="Arial" w:cs="Arial" w:eastAsia="Arial"/>
+          <w:b w:val="0"/>
+          <w:color w:val="C0392B"/>
+          <w:sz w:val="20"/>
+        </w:rPr>
+        <w:t xml:space="preserve">▪  </w:t>
+      </w:r>
+      <w:r>
+        <w:rPr>
+          <w:rFonts w:ascii="Arial" w:hAnsi="Arial" w:cs="Arial" w:eastAsia="Arial"/>
+          <w:b/>
+          <w:color w:val="1A2D4F"/>
+          <w:sz w:val="20"/>
+        </w:rPr>
+        <w:t>S946 (2024):</w:t>
+      </w:r>
+      <w:r>
+        <w:rPr>
+          <w:rFonts w:ascii="Arial" w:hAnsi="Arial" w:cs="Arial" w:eastAsia="Arial"/>
+          <w:b w:val="0"/>
+          <w:color w:val="444444"/>
+          <w:sz w:val="20"/>
+        </w:rPr>
+        <w:t xml:space="preserve"> childcare regulations modernization; Senate 45–0 and House 105–0 in differing versions; died in conference at session's end.</w:t>
+      </w:r>
+    </w:p>
+    <w:p>
+      <w:pPr>
+        <w:widowControl/>
+        <w:spacing w:before="70" w:after="30" w:lineRule="auto" w:line="250"/>
+      </w:pPr>
+      <w:r>
+        <w:rPr>
+          <w:rFonts w:ascii="Arial" w:hAnsi="Arial" w:cs="Arial" w:eastAsia="Arial"/>
+          <w:b/>
+          <w:color w:val="2E4A78"/>
+          <w:sz w:val="24"/>
+        </w:rPr>
+        <w:t>Stopped early (died in a money committee, no recorded vote)</w:t>
+      </w:r>
+    </w:p>
+    <w:p>
+      <w:pPr>
+        <w:widowControl/>
+        <w:spacing w:before="0" w:after="80" w:lineRule="auto" w:line="276"/>
+        <w:ind w:left="200"/>
+      </w:pPr>
+      <w:r>
+        <w:rPr>
+          <w:rFonts w:ascii="Arial" w:hAnsi="Arial" w:cs="Arial" w:eastAsia="Arial"/>
+          <w:b w:val="0"/>
+          <w:color w:val="C0392B"/>
+          <w:sz w:val="20"/>
+        </w:rPr>
+        <w:t xml:space="preserve">▪  </w:t>
+      </w:r>
+      <w:r>
+        <w:rPr>
+          <w:rFonts w:ascii="Arial" w:hAnsi="Arial" w:cs="Arial" w:eastAsia="Arial"/>
+          <w:b/>
+          <w:color w:val="1A2D4F"/>
+          <w:sz w:val="20"/>
+        </w:rPr>
+        <w:t>H4394 (2025):</w:t>
+      </w:r>
+      <w:r>
+        <w:rPr>
+          <w:rFonts w:ascii="Arial" w:hAnsi="Arial" w:cs="Arial" w:eastAsia="Arial"/>
+          <w:b w:val="0"/>
+          <w:color w:val="444444"/>
+          <w:sz w:val="20"/>
+        </w:rPr>
+        <w:t xml:space="preserve"> workforce-development childcare stipends, through DSS and the state workforce agency, for unemployed parents and caregivers of children under 12 — the only direct-assistance design filed; House Ways and Means.</w:t>
+      </w:r>
+    </w:p>
+    <w:p>
+      <w:pPr>
+        <w:widowControl/>
+        <w:spacing w:before="0" w:after="80" w:lineRule="auto" w:line="276"/>
+        <w:ind w:left="200"/>
+      </w:pPr>
+      <w:r>
+        <w:rPr>
+          <w:rFonts w:ascii="Arial" w:hAnsi="Arial" w:cs="Arial" w:eastAsia="Arial"/>
+          <w:b w:val="0"/>
+          <w:color w:val="C0392B"/>
+          <w:sz w:val="20"/>
+        </w:rPr>
+        <w:t xml:space="preserve">▪  </w:t>
+      </w:r>
+      <w:r>
+        <w:rPr>
+          <w:rFonts w:ascii="Arial" w:hAnsi="Arial" w:cs="Arial" w:eastAsia="Arial"/>
+          <w:b/>
+          <w:color w:val="1A2D4F"/>
+          <w:sz w:val="20"/>
+        </w:rPr>
+        <w:t>S47 / H4015 (2025):</w:t>
+      </w:r>
+      <w:r>
+        <w:rPr>
+          <w:rFonts w:ascii="Arial" w:hAnsi="Arial" w:cs="Arial" w:eastAsia="Arial"/>
+          <w:b w:val="0"/>
+          <w:color w:val="444444"/>
+          <w:sz w:val="20"/>
+        </w:rPr>
+        <w:t xml:space="preserve"> a bigger employer childcare-program tax credit plus a new income tax credit for childcare directors and staff (a pay supplement through the tax code); Senate Finance / House Ways and Means.</w:t>
+      </w:r>
+    </w:p>
+    <w:p>
+      <w:pPr>
+        <w:widowControl/>
+        <w:spacing w:before="0" w:after="80" w:lineRule="auto" w:line="276"/>
+        <w:ind w:left="200"/>
+      </w:pPr>
+      <w:r>
+        <w:rPr>
+          <w:rFonts w:ascii="Arial" w:hAnsi="Arial" w:cs="Arial" w:eastAsia="Arial"/>
+          <w:b w:val="0"/>
+          <w:color w:val="C0392B"/>
+          <w:sz w:val="20"/>
+        </w:rPr>
+        <w:t xml:space="preserve">▪  </w:t>
+      </w:r>
+      <w:r>
+        <w:rPr>
+          <w:rFonts w:ascii="Arial" w:hAnsi="Arial" w:cs="Arial" w:eastAsia="Arial"/>
+          <w:b/>
+          <w:color w:val="1A2D4F"/>
+          <w:sz w:val="20"/>
+        </w:rPr>
+        <w:t>H5794 (filed August 2026):</w:t>
+      </w:r>
+      <w:r>
+        <w:rPr>
+          <w:rFonts w:ascii="Arial" w:hAnsi="Arial" w:cs="Arial" w:eastAsia="Arial"/>
+          <w:b w:val="0"/>
+          <w:color w:val="444444"/>
+          <w:sz w:val="20"/>
+        </w:rPr>
+        <w:t xml:space="preserve"> make the existing child and dependent care credit refundable — the newest bill in this entire set; House Ways and Means.</w:t>
+      </w:r>
+    </w:p>
+    <w:p>
+      <w:pPr>
+        <w:widowControl/>
+        <w:spacing w:before="0" w:after="80" w:lineRule="auto" w:line="276"/>
+        <w:ind w:left="200"/>
+      </w:pPr>
+      <w:r>
+        <w:rPr>
+          <w:rFonts w:ascii="Arial" w:hAnsi="Arial" w:cs="Arial" w:eastAsia="Arial"/>
+          <w:b w:val="0"/>
+          <w:color w:val="C0392B"/>
+          <w:sz w:val="20"/>
+        </w:rPr>
+        <w:t xml:space="preserve">▪  </w:t>
+      </w:r>
+      <w:r>
+        <w:rPr>
+          <w:rFonts w:ascii="Arial" w:hAnsi="Arial" w:cs="Arial" w:eastAsia="Arial"/>
+          <w:b/>
+          <w:color w:val="1A2D4F"/>
+          <w:sz w:val="20"/>
+        </w:rPr>
+        <w:t>H4993 (2024):</w:t>
+      </w:r>
+      <w:r>
+        <w:rPr>
+          <w:rFonts w:ascii="Arial" w:hAnsi="Arial" w:cs="Arial" w:eastAsia="Arial"/>
+          <w:b w:val="0"/>
+          <w:color w:val="444444"/>
+          <w:sz w:val="20"/>
+        </w:rPr>
+        <w:t xml:space="preserve"> the Childcare Advance Act — income tax deferral against childcare expenses; H5205 (2024): pre-K expansion grants; H3079 (2021): an affordable-childcare study committee; S291 (2019): an early-childhood department.</w:t>
+      </w:r>
+    </w:p>
+    <w:p>
+      <w:pPr>
+        <w:widowControl/>
+        <w:spacing w:before="0" w:after="80" w:lineRule="auto" w:line="276"/>
+        <w:ind w:left="200"/>
+      </w:pPr>
+      <w:r>
+        <w:rPr>
+          <w:rFonts w:ascii="Arial" w:hAnsi="Arial" w:cs="Arial" w:eastAsia="Arial"/>
+          <w:b w:val="0"/>
+          <w:color w:val="C0392B"/>
+          <w:sz w:val="20"/>
+        </w:rPr>
+        <w:t xml:space="preserve">▪  </w:t>
+      </w:r>
+      <w:r>
+        <w:rPr>
+          <w:rFonts w:ascii="Arial" w:hAnsi="Arial" w:cs="Arial" w:eastAsia="Arial"/>
+          <w:b/>
+          <w:color w:val="1A2D4F"/>
+          <w:sz w:val="20"/>
+        </w:rPr>
+        <w:t>The other direction:</w:t>
+      </w:r>
+      <w:r>
+        <w:rPr>
+          <w:rFonts w:ascii="Arial" w:hAnsi="Arial" w:cs="Arial" w:eastAsia="Arial"/>
+          <w:b w:val="0"/>
+          <w:color w:val="444444"/>
+          <w:sz w:val="20"/>
+        </w:rPr>
+        <w:t xml:space="preserve"> S770 (2026) would add employment requirements to federally funded childcare assistance; first committee.</w:t>
+      </w:r>
+    </w:p>
+    <w:p>
+      <w:pPr>
+        <w:widowControl/>
+        <w:spacing w:before="70" w:after="30" w:lineRule="auto" w:line="250"/>
+      </w:pPr>
+      <w:r>
+        <w:rPr>
+          <w:rFonts w:ascii="Arial" w:hAnsi="Arial" w:cs="Arial" w:eastAsia="Arial"/>
+          <w:b/>
+          <w:color w:val="2E4A78"/>
+          <w:sz w:val="24"/>
+        </w:rPr>
+        <w:t>Never filed</w:t>
+      </w:r>
+    </w:p>
+    <w:p>
+      <w:pPr>
+        <w:widowControl/>
+        <w:spacing w:before="0" w:after="80" w:lineRule="auto" w:line="276"/>
+        <w:ind w:left="200"/>
+      </w:pPr>
+      <w:r>
+        <w:rPr>
+          <w:rFonts w:ascii="Arial" w:hAnsi="Arial" w:cs="Arial" w:eastAsia="Arial"/>
+          <w:b w:val="0"/>
+          <w:color w:val="C0392B"/>
+          <w:sz w:val="20"/>
+        </w:rPr>
+        <w:t xml:space="preserve">▪  </w:t>
+      </w:r>
+      <w:r>
+        <w:rPr>
+          <w:rFonts w:ascii="Arial" w:hAnsi="Arial" w:cs="Arial" w:eastAsia="Arial"/>
+          <w:b w:val="0"/>
+          <w:color w:val="444444"/>
+          <w:sz w:val="20"/>
+        </w:rPr>
+        <w:t>A direct-payment state subsidy to families or providers outside the tax code, or a state-funded expansion of assistance beyond the federal voucher money. Every filed design extends the two childcare tax credits already in statute (§12-6-3440 employer credit; §12-6-3380 child and dependent care credit).</w:t>
       </w:r>
     </w:p>
     <w:sectPr>
@@ -2016,7 +2371,7 @@
         <w:color w:val="666666"/>
         <w:sz w:val="16"/>
       </w:rPr>
-      <w:t>SC1 Rising Cost of Living Policy Spotlights v2.0</w:t>
+      <w:t>SC1 Rising Cost of Living Policy Spotlights v2.1</w:t>
       <w:tab/>
     </w:r>
     <w:fldSimple w:instr=" PAGE ">

--- a/briefs/south-carolina/rising-cost-of-living/citizen-v2/proposal-spotlights.docx
+++ b/briefs/south-carolina/rising-cost-of-living/citizen-v2/proposal-spotlights.docx
@@ -1404,7 +1404,7 @@
           <w:color w:val="444444"/>
           <w:sz w:val="20"/>
         </w:rPr>
-        <w:t xml:space="preserve"> the Municipal Tax Relief Act — certain cities may ask voters to approve up to a 1% sales tax that funds property tax credits on owner-occupied homes; 32–9 and 96–16. The one enacted design that answers the revenue tradeoff directly, by swapping the revenue source.</w:t>
+        <w:t xml:space="preserve"> the Municipal Tax Relief Act — certain cities may ask voters to approve up to a 1% sales tax that funds property tax credits on owner-occupied homes; 32–9 and 96–16. It answers the revenue tradeoff by swapping the source, extending to cities a design counties have had since the early 1990s: the county Local Option Sales Tax (§4-10-10), which funds property-tax credits the same way.</w:t>
       </w:r>
     </w:p>
     <w:p>
@@ -1888,6 +1888,40 @@
     <w:p>
       <w:pPr>
         <w:widowControl/>
+        <w:spacing w:before="0" w:after="80" w:lineRule="auto" w:line="276"/>
+        <w:ind w:left="200"/>
+      </w:pPr>
+      <w:r>
+        <w:rPr>
+          <w:rFonts w:ascii="Arial" w:hAnsi="Arial" w:cs="Arial" w:eastAsia="Arial"/>
+          <w:b w:val="0"/>
+          <w:color w:val="C0392B"/>
+          <w:sz w:val="20"/>
+        </w:rPr>
+        <w:t xml:space="preserve">▪  </w:t>
+      </w:r>
+      <w:r>
+        <w:rPr>
+          <w:rFonts w:ascii="Arial" w:hAnsi="Arial" w:cs="Arial" w:eastAsia="Arial"/>
+          <w:b/>
+          <w:color w:val="1A2D4F"/>
+          <w:sz w:val="20"/>
+        </w:rPr>
+        <w:t>A county tool already on the books (standing law, not a bill):</w:t>
+      </w:r>
+      <w:r>
+        <w:rPr>
+          <w:rFonts w:ascii="Arial" w:hAnsi="Arial" w:cs="Arial" w:eastAsia="Arial"/>
+          <w:b w:val="0"/>
+          <w:color w:val="444444"/>
+          <w:sz w:val="20"/>
+        </w:rPr>
+        <w:t xml:space="preserve"> since 2000, §4-10-510 has let a county end property taxes on cars and boats if county voters approve, replacing the money with a local sales tax — the only legal route to do it locally. Whether any county has used it is a county decision outside this bill record, which covers General Assembly action only.</w:t>
+      </w:r>
+    </w:p>
+    <w:p>
+      <w:pPr>
+        <w:widowControl/>
         <w:spacing w:before="84" w:after="36" w:lineRule="auto" w:line="254"/>
       </w:pPr>
       <w:r>
@@ -1997,7 +2031,7 @@
           <w:color w:val="444444"/>
           <w:sz w:val="20"/>
         </w:rPr>
-        <w:t xml:space="preserve"> restructured local First Steps early-childhood partnership boards; 41–0 and 107–0.</w:t>
+        <w:t xml:space="preserve"> restructured local First Steps early-childhood partnership boards — county-level bodies; 41–0 and 107–0.</w:t>
       </w:r>
     </w:p>
     <w:p>
